--- a/eum_package/이음_분석요약서_v2.docx
+++ b/eum_package/이음_분석요약서_v2.docx
@@ -61,7 +61,7 @@
           <w:sz w:val="17"/>
           <w:szCs w:val="17"/>
         </w:rPr>
-        <w:t xml:space="preserve">팀명 ［팀명 기입］   |   팀원 김재민 · 강원준 · 오수환   |   2026. 6.</w:t>
+        <w:t xml:space="preserve">팀명 E-um   |   팀원 김재민 · 강원준 · 오수환   |   2026. 6.</w:t>
       </w:r>
     </w:p>
     <w:p>

--- a/eum_package/이음_분석요약서_v2.docx
+++ b/eum_package/이음_분석요약서_v2.docx
@@ -133,7 +133,7 @@
           <w:sz w:val="18"/>
           <w:szCs w:val="18"/>
         </w:rPr>
-        <w:t xml:space="preserve">생활인구 결합으로 가능해진 신규 지표 MI·CPC·STI 등 9개 지표 산출 → 이음-Cluster(K-means, 침체 4유형) → 이음-Detect(RandomForest+SHAP, 원인 정량 분해) → 이음-Simulate(개선 반사실 시뮬레이션 + 위험점수 민감도). 전 과정 random_state=42 재현성 고정.</w:t>
+        <w:t xml:space="preserve">생활인구 결합으로 가능해진 신규 지표 MI·CPC·STI 등 9개 지표 산출 → 이음-Cluster(7개 지표 K-means, 침체 4유형) → 이음-Detect(RandomForest+SHAP, 원인 정량 분해) → 이음-Simulate(개선 반사실 시뮬레이션 + 위험점수 민감도). 전 과정 random_state=42 재현성 고정.</w:t>
       </w:r>
     </w:p>
     <w:p>

--- a/eum_package/이음_분석요약서_v2.docx
+++ b/eum_package/이음_분석요약서_v2.docx
@@ -157,7 +157,7 @@
           <w:sz w:val="18"/>
           <w:szCs w:val="18"/>
         </w:rPr>
-        <w:t xml:space="preserve">① 침체 4유형(방문대비 소비부족형 / 외지방문 의존형 / 혼합 경계형 /소비 안정형) 분류. ② 인구감소지역 내부에도 1인당 소비력(CPC) 7.6배 양극화. ③ 위험점수 우선 개선 TOP5 = 하동·함양·합천·남해·의령. ④ 위험 상위 시군 전부에서 MI(소비전환 실패)가 위험 1위 요인.</w:t>
+        <w:t xml:space="preserve">① 침체 4유형(방문대비 소비부족형 / 외지방문 의존형 / 혼합 경계형 /소비 안정형) 분류. ② 인구감소지역 내부에도 1인당 소비력(CPC) 7.6배 양극화. ③ 위험점수 우선 개선 TOP5 = 하동·함양·합천·남해·의령. ④ 방문대비 소비부족형(산청·의령·합천)은 비지도 군집·공간 연속성으로 교차 입증되어 우연이 아닌 구조적 패턴.</w:t>
       </w:r>
     </w:p>
     <w:p>
